--- a/public/capstone/stage-2/stage-2-d4-ethics-template.docx
+++ b/public/capstone/stage-2/stage-2-d4-ethics-template.docx
@@ -46,12 +46,6 @@
       <w:pPr>
         <w:pStyle w:val="BlockText"/>
       </w:pPr>
-      <w:r>
-        <w:t xml:space="preserve">📋</w:t>
-      </w:r>
-      <w:r>
-        <w:t xml:space="preserve"> </w:t>
-      </w:r>
       <w:r>
         <w:rPr>
           <w:b/>
@@ -185,7 +179,7 @@
         <w:pStyle w:val="Heading2"/>
       </w:pPr>
       <w:r>
-        <w:t xml:space="preserve">── Page 1 — Part A: The scope line (350–450 words) ──</w:t>
+        <w:t xml:space="preserve">Page 1 — Part A: The scope line (350–450 words)</w:t>
       </w:r>
     </w:p>
     <w:p>
@@ -747,12 +741,6 @@
       <w:pPr>
         <w:pStyle w:val="BlockText"/>
       </w:pPr>
-      <w:r>
-        <w:t xml:space="preserve">📋</w:t>
-      </w:r>
-      <w:r>
-        <w:t xml:space="preserve"> </w:t>
-      </w:r>
       <w:r>
         <w:rPr>
           <w:b/>
@@ -864,7 +852,7 @@
         <w:pStyle w:val="Heading2"/>
       </w:pPr>
       <w:r>
-        <w:t xml:space="preserve">── Page 2 — Part B: The thing you found that wasn’t in scope (300–400 words) ──</w:t>
+        <w:t xml:space="preserve">Page 2 — Part B: The thing you found that wasn’t in scope (300–400 words)</w:t>
       </w:r>
     </w:p>
     <w:bookmarkEnd w:id="19"/>
@@ -1668,6 +1656,7 @@
     </w:p>
     <w:bookmarkEnd w:id="29"/>
     <w:sectPr>
+      <w:headerReference r:id="rIdUBIHdr" w:type="default"/>
       <w:footnotePr>
         <w:numRestart w:val="eachSect"/>
       </w:footnotePr>
@@ -1697,6 +1686,40 @@
     </w:p>
   </w:footnote>
 </w:footnotes>
+</file>
+
+<file path=word/header1.xml><?xml version="1.0" encoding="utf-8"?>
+<w:hdr xmlns:w="http://schemas.openxmlformats.org/wordprocessingml/2006/main" xmlns:r="http://schemas.openxmlformats.org/officeDocument/2006/relationships">
+  <w:p>
+    <w:pPr>
+      <w:pBdr>
+        <w:bottom w:val="single" w:sz="6" w:space="4" w:color="CBD5E1"/>
+      </w:pBdr>
+      <w:spacing w:after="0"/>
+      <w:tabs>
+        <w:tab w:val="right" w:pos="9360"/>
+      </w:tabs>
+    </w:pPr>
+    <w:r>
+      <w:rPr>
+        <w:rFonts w:ascii="Calibri" w:hAnsi="Calibri"/>
+        <w:b/>
+        <w:color w:val="1E40AF"/>
+        <w:sz w:val="18"/>
+      </w:rPr>
+      <w:t xml:space="preserve">UBUNTU BRIDGE INITIATIVE</w:t>
+    </w:r>
+    <w:r>
+      <w:rPr>
+        <w:rFonts w:ascii="Calibri" w:hAnsi="Calibri"/>
+        <w:color w:val="64748B"/>
+        <w:sz w:val="18"/>
+      </w:rPr>
+      <w:tab/>
+      <w:t xml:space="preserve">Cybersecurity Internship  ·  Cohort 1  ·  Stage 2 Capstone</w:t>
+    </w:r>
+  </w:p>
+</w:hdr>
 </file>
 
 <file path=word/numbering.xml><?xml version="1.0" encoding="utf-8"?>
@@ -2049,6 +2072,15 @@
   <w:style w:default="1" w:styleId="Normal" w:type="paragraph">
     <w:name w:val="Normal"/>
     <w:qFormat/>
+    <w:rPr>
+      <w:rFonts w:ascii="Calibri" w:hAnsi="Calibri"/>
+      <w:color w:val="111827"/>
+      <w:sz w:val="22"/>
+      <w:szCs w:val="22"/>
+    </w:rPr>
+    <w:pPr>
+      <w:spacing w:after="140" w:line="276" w:lineRule="auto"/>
+    </w:pPr>
   </w:style>
   <w:style w:styleId="BodyText" w:type="paragraph">
     <w:name w:val="Body Text"/>
@@ -2090,6 +2122,11 @@
       <w:rFonts w:asciiTheme="majorHAnsi" w:cstheme="majorBidi" w:eastAsiaTheme="majorEastAsia" w:hAnsiTheme="majorHAnsi"/>
       <w:sz w:val="56"/>
       <w:szCs w:val="56"/>
+      <w:rFonts w:ascii="Calibri" w:hAnsi="Calibri"/>
+      <w:color w:val="1E40AF"/>
+      <w:sz w:val="46"/>
+      <w:szCs w:val="46"/>
+      <w:spacing w:val="-6"/>
     </w:rPr>
   </w:style>
   <w:style w:customStyle="1" w:styleId="TitleChar" w:type="character">
@@ -2225,6 +2262,10 @@
       <w:color w:themeColor="accent1" w:themeShade="BF" w:val="0F4761"/>
       <w:sz w:val="40"/>
       <w:szCs w:val="40"/>
+      <w:rFonts w:ascii="Calibri" w:hAnsi="Calibri"/>
+      <w:color w:val="1E40AF"/>
+      <w:sz w:val="32"/>
+      <w:szCs w:val="32"/>
     </w:rPr>
   </w:style>
   <w:style w:styleId="Heading2" w:type="paragraph">
@@ -2248,6 +2289,10 @@
       <w:color w:themeColor="accent1" w:themeShade="BF" w:val="0F4761"/>
       <w:sz w:val="32"/>
       <w:szCs w:val="32"/>
+      <w:rFonts w:ascii="Calibri" w:hAnsi="Calibri"/>
+      <w:color w:val="1E40AF"/>
+      <w:sz w:val="26"/>
+      <w:szCs w:val="26"/>
     </w:rPr>
   </w:style>
   <w:style w:styleId="Heading3" w:type="paragraph">
@@ -2271,6 +2316,11 @@
       <w:color w:themeColor="accent1" w:themeShade="BF" w:val="0F4761"/>
       <w:sz w:val="28"/>
       <w:szCs w:val="28"/>
+      <w:rFonts w:ascii="Calibri" w:hAnsi="Calibri"/>
+      <w:color w:val="0F172A"/>
+      <w:b/>
+      <w:sz w:val="23"/>
+      <w:szCs w:val="23"/>
     </w:rPr>
   </w:style>
   <w:style w:styleId="Heading4" w:type="paragraph">
@@ -2534,7 +2584,14 @@
     <w:pPr>
       <w:spacing w:after="100" w:before="100"/>
       <w:ind w:firstLine="0" w:left="480" w:right="480"/>
+      <w:pBdr>
+        <w:left w:color="3B82F6" w:space="10" w:sz="22" w:val="single"/>
+      </w:pBdr>
+      <w:shd w:color="auto" w:fill="EFF4FF" w:val="clear"/>
     </w:pPr>
+    <w:rPr>
+      <w:color w:val="1E293B"/>
+    </w:rPr>
   </w:style>
   <w:style w:styleId="FootnoteText" w:type="paragraph">
     <w:name w:val="Footnote Text"/>

--- a/public/capstone/stage-2/stage-2-d4-ethics-template.docx
+++ b/public/capstone/stage-2/stage-2-d4-ethics-template.docx
@@ -23,7 +23,7 @@
           <w:i/>
           <w:iCs/>
         </w:rPr>
-        <w:t xml:space="preserve">Editable template — Deliverable 4 of 4. Target length: EXACTLY 2 pages — Part A one page, Part B one page. This is the AI-resistant deliverable: two graders read every D4 independently, and if both flag it as generic or untraceable to your own Stage 2 work, it is treated as not submitted. The template gives you the four points each answer must hit and the shape of a strong answer — it deliberately does not write your judgment for you. Write it yourself, in your own voice, grounded in what YOU saw in the lab. Remove every prompt and every italic guidance line before submission.</w:t>
+        <w:t xml:space="preserve">Editable template — Deliverable 4 of 4. Length: 300–500 words, your own writing. This is the deliverable graders scan hardest for AI patterns — write it yourself, in your own voice, grounded in what YOU did this stage. The template gives you the situation, the questions you must answer, and what you must cite. It deliberately does not write your judgment for you: a recited, generic answer fails even if it is well written.</w:t>
       </w:r>
     </w:p>
     <w:p>
@@ -33,13 +33,13 @@
         </w:pict>
       </w:r>
     </w:p>
-    <w:bookmarkStart w:id="10" w:name="deliverable-4-the-ethics-call"/>
+    <w:bookmarkStart w:id="13" w:name="Xd97bd93bfe21182684cce95e881fc70a5af7b31"/>
     <w:p>
       <w:pPr>
         <w:pStyle w:val="Heading1"/>
       </w:pPr>
       <w:r>
-        <w:t xml:space="preserve">Deliverable 4 — The ethics call</w:t>
+        <w:t xml:space="preserve">Deliverable 4 — Ethics stance: the call you make under pressure</w:t>
       </w:r>
     </w:p>
     <w:p>
@@ -51,7 +51,7 @@
           <w:b/>
           <w:bCs/>
         </w:rPr>
-        <w:t xml:space="preserve">Before you start writing, check yourself:</w:t>
+        <w:t xml:space="preserve">Before you write, fix the situation in your head:</w:t>
       </w:r>
     </w:p>
     <w:p>
@@ -63,23 +63,23 @@
         </w:numPr>
       </w:pPr>
       <w:r>
-        <w:t xml:space="preserve">Have you finished D1–D3? D4 must reference what</w:t>
+        <w:t xml:space="preserve">The breach is</w:t>
       </w:r>
       <w:r>
         <w:t xml:space="preserve"> </w:t>
       </w:r>
       <w:r>
         <w:rPr>
-          <w:i/>
-          <w:iCs/>
+          <w:b/>
+          <w:bCs/>
         </w:rPr>
-        <w:t xml:space="preserve">your own</w:t>
-      </w:r>
-      <w:r>
-        <w:t xml:space="preserve"> </w:t>
-      </w:r>
-      <w:r>
-        <w:t xml:space="preserve">reconstruction and exploitation work taught you about Sankofa. Generic answers fail.</w:t>
+        <w:t xml:space="preserve">public</w:t>
+      </w:r>
+      <w:r>
+        <w:t xml:space="preserve"> </w:t>
+      </w:r>
+      <w:r>
+        <w:t xml:space="preserve">— TechCabal ran it this morning, the support queue is on fire.</w:t>
       </w:r>
     </w:p>
     <w:p>
@@ -91,23 +91,31 @@
         </w:numPr>
       </w:pPr>
       <w:r>
-        <w:t xml:space="preserve">Do you know the</w:t>
+        <w:t xml:space="preserve">A journalist you know personally DMs you for</w:t>
+      </w:r>
+      <w:r>
+        <w:t xml:space="preserve"> </w:t>
+      </w:r>
+      <w:r>
+        <w:t xml:space="preserve">“just background, off the record”</w:t>
+      </w:r>
+      <w:r>
+        <w:t xml:space="preserve"> </w:t>
+      </w:r>
+      <w:r>
+        <w:t xml:space="preserve">on what really happened with</w:t>
       </w:r>
       <w:r>
         <w:t xml:space="preserve"> </w:t>
       </w:r>
       <w:r>
         <w:rPr>
-          <w:b/>
-          <w:bCs/>
+          <w:rStyle w:val="VerbatimChar"/>
         </w:rPr>
-        <w:t xml:space="preserve">four ISC2 Code of Ethics canons</w:t>
-      </w:r>
-      <w:r>
-        <w:t xml:space="preserve"> </w:t>
-      </w:r>
-      <w:r>
-        <w:t xml:space="preserve">well enough to name one by name and apply it to a specific situation (not paraphrase it)?</w:t>
+        <w:t xml:space="preserve">/legacy-admin/</w:t>
+      </w:r>
+      <w:r>
+        <w:t xml:space="preserve">.</w:t>
       </w:r>
     </w:p>
     <w:p>
@@ -119,7 +127,224 @@
         </w:numPr>
       </w:pPr>
       <w:r>
-        <w:t xml:space="preserve">Do you know which</w:t>
+        <w:t xml:space="preserve">Someone senior is about to take the fall for the app outliving its kill date — and</w:t>
+      </w:r>
+      <w:r>
+        <w:t xml:space="preserve"> </w:t>
+      </w:r>
+      <w:r>
+        <w:rPr>
+          <w:b/>
+          <w:bCs/>
+        </w:rPr>
+        <w:t xml:space="preserve">you hold the timeline</w:t>
+      </w:r>
+      <w:r>
+        <w:t xml:space="preserve"> </w:t>
+      </w:r>
+      <w:r>
+        <w:t xml:space="preserve">that proves who knew what.</w:t>
+      </w:r>
+    </w:p>
+    <w:p>
+      <w:pPr>
+        <w:pStyle w:val="Compact"/>
+        <w:numPr>
+          <w:ilvl w:val="0"/>
+          <w:numId w:val="1001"/>
+        </w:numPr>
+      </w:pPr>
+      <w:r>
+        <w:t xml:space="preserve">You have confirmed customer</w:t>
+      </w:r>
+      <w:r>
+        <w:t xml:space="preserve"> </w:t>
+      </w:r>
+      <w:r>
+        <w:rPr>
+          <w:b/>
+          <w:bCs/>
+        </w:rPr>
+        <w:t xml:space="preserve">PII left the building</w:t>
+      </w:r>
+      <w:r>
+        <w:t xml:space="preserve"> </w:t>
+      </w:r>
+      <w:r>
+        <w:t xml:space="preserve">(the exfil sample is real data in shape).</w:t>
+      </w:r>
+    </w:p>
+    <w:p>
+      <w:r>
+        <w:pict>
+          <v:rect style="width:0;height:1.5pt" o:hralign="center" o:hrstd="t" o:hr="t"/>
+        </w:pict>
+      </w:r>
+    </w:p>
+    <w:bookmarkStart w:id="12" w:name="your-stance"/>
+    <w:p>
+      <w:pPr>
+        <w:pStyle w:val="Heading2"/>
+      </w:pPr>
+      <w:r>
+        <w:t xml:space="preserve">Your stance</w:t>
+      </w:r>
+    </w:p>
+    <w:p>
+      <w:pPr>
+        <w:pStyle w:val="FirstParagraph"/>
+      </w:pPr>
+      <w:r>
+        <w:t xml:space="preserve">Write one continuous response, 300–500 words, that answers all of the following. Do not number them like an exam — weave them into a stance that reads like a decision you actually made.</w:t>
+      </w:r>
+    </w:p>
+    <w:p>
+      <w:pPr>
+        <w:pStyle w:val="BodyText"/>
+      </w:pPr>
+      <w:r>
+        <w:t xml:space="preserve">[</w:t>
+      </w:r>
+      <w:r>
+        <w:rPr>
+          <w:b/>
+          <w:bCs/>
+        </w:rPr>
+        <w:t xml:space="preserve">1. The journalist.</w:t>
+      </w:r>
+      <w:r>
+        <w:t xml:space="preserve"> </w:t>
+      </w:r>
+      <w:r>
+        <w:t xml:space="preserve">What do you say to them, and why?</w:t>
+      </w:r>
+      <w:r>
+        <w:t xml:space="preserve"> </w:t>
+      </w:r>
+      <w:r>
+        <w:t xml:space="preserve">“Off the record”</w:t>
+      </w:r>
+      <w:r>
+        <w:t xml:space="preserve"> </w:t>
+      </w:r>
+      <w:r>
+        <w:t xml:space="preserve">with someone you know is the trap. State your line and the principle behind it.]</w:t>
+      </w:r>
+    </w:p>
+    <w:p>
+      <w:pPr>
+        <w:pStyle w:val="BodyText"/>
+      </w:pPr>
+      <w:r>
+        <w:t xml:space="preserve">[</w:t>
+      </w:r>
+      <w:r>
+        <w:rPr>
+          <w:b/>
+          <w:bCs/>
+        </w:rPr>
+        <w:t xml:space="preserve">2. What you will and will not put in writing.</w:t>
+      </w:r>
+      <w:r>
+        <w:t xml:space="preserve"> </w:t>
+      </w:r>
+      <w:r>
+        <w:t xml:space="preserve">Be specific. In a public, legally-live incident, what goes in writing, to whom, and what does not — and why.]</w:t>
+      </w:r>
+    </w:p>
+    <w:p>
+      <w:pPr>
+        <w:pStyle w:val="BodyText"/>
+      </w:pPr>
+      <w:r>
+        <w:t xml:space="preserve">[</w:t>
+      </w:r>
+      <w:r>
+        <w:rPr>
+          <w:b/>
+          <w:bCs/>
+        </w:rPr>
+        <w:t xml:space="preserve">3. The colleague.</w:t>
+      </w:r>
+      <w:r>
+        <w:t xml:space="preserve"> </w:t>
+      </w:r>
+      <w:r>
+        <w:t xml:space="preserve">You hold evidence that could protect or implicate someone senior. How do you handle it? Do not hide behind</w:t>
+      </w:r>
+      <w:r>
+        <w:t xml:space="preserve"> </w:t>
+      </w:r>
+      <w:r>
+        <w:t xml:space="preserve">“I’d escalate”</w:t>
+      </w:r>
+      <w:r>
+        <w:t xml:space="preserve"> </w:t>
+      </w:r>
+      <w:r>
+        <w:t xml:space="preserve">— say to whom, in what form, and what you refuse to do with it.]</w:t>
+      </w:r>
+    </w:p>
+    <w:p>
+      <w:pPr>
+        <w:pStyle w:val="BodyText"/>
+      </w:pPr>
+      <w:r>
+        <w:t xml:space="preserve">[</w:t>
+      </w:r>
+      <w:r>
+        <w:rPr>
+          <w:b/>
+          <w:bCs/>
+        </w:rPr>
+        <w:t xml:space="preserve">4. The one action you take regardless of what your manager prefers.</w:t>
+      </w:r>
+      <w:r>
+        <w:t xml:space="preserve"> </w:t>
+      </w:r>
+      <w:r>
+        <w:t xml:space="preserve">Name it. This is the line you will not cross even under pressure, and why it is non-negotiable.]</w:t>
+      </w:r>
+    </w:p>
+    <w:bookmarkStart w:id="9" w:name="what-you-must-cite-and-get-right"/>
+    <w:p>
+      <w:pPr>
+        <w:pStyle w:val="Heading3"/>
+      </w:pPr>
+      <w:r>
+        <w:t xml:space="preserve">What you must cite (and get right)</w:t>
+      </w:r>
+    </w:p>
+    <w:p>
+      <w:pPr>
+        <w:pStyle w:val="FirstParagraph"/>
+      </w:pPr>
+      <w:r>
+        <w:t xml:space="preserve">[- At least one</w:t>
+      </w:r>
+      <w:r>
+        <w:t xml:space="preserve"> </w:t>
+      </w:r>
+      <w:r>
+        <w:rPr>
+          <w:b/>
+          <w:bCs/>
+        </w:rPr>
+        <w:t xml:space="preserve">ISC2 Code of Ethics canon, by number.</w:t>
+      </w:r>
+      <w:r>
+        <w:t xml:space="preserve"> </w:t>
+      </w:r>
+      <w:r>
+        <w:t xml:space="preserve">The four canons, in order, are: (I) Protect society, the common good, necessary public trust and confidence, and the infrastructure; (II) Act honourably, honestly, justly, responsibly, and legally; (III) Provide diligent and competent service to principals; (IV) Advance and protect the profession. Cite the one(s) your decision actually turns on — and say WHY that canon drives the call, do not just name-drop it.]</w:t>
+      </w:r>
+    </w:p>
+    <w:p>
+      <w:pPr>
+        <w:pStyle w:val="BodyText"/>
+      </w:pPr>
+      <w:r>
+        <w:t xml:space="preserve">[- The</w:t>
       </w:r>
       <w:r>
         <w:t xml:space="preserve"> </w:t>
@@ -135,618 +360,44 @@
         <w:t xml:space="preserve"> </w:t>
       </w:r>
       <w:r>
-        <w:t xml:space="preserve">obligation a real PII exposure would trigger?</w:t>
-      </w:r>
-    </w:p>
-    <w:p>
-      <w:pPr>
-        <w:pStyle w:val="Compact"/>
-        <w:numPr>
-          <w:ilvl w:val="0"/>
-          <w:numId w:val="1001"/>
-        </w:numPr>
-      </w:pPr>
-      <w:r>
-        <w:t xml:space="preserve">Are you ready to name the</w:t>
-      </w:r>
-      <w:r>
-        <w:t xml:space="preserve"> </w:t>
-      </w:r>
+        <w:t xml:space="preserve">duty that applies now that you have confirmed PII left the building. Under the Nigeria Data Protection Act 2023, a data controller must notify the Commission (the NDPC) of a personal-data breach within the statutory window, and notify affected data subjects where the breach is likely to result in high risk to them. Name this duty and connect it to the 312 affected customers in your own evidence.]</w:t>
+      </w:r>
+    </w:p>
+    <w:bookmarkEnd w:id="9"/>
+    <w:bookmarkStart w:id="10" w:name="make-it-yours"/>
+    <w:p>
+      <w:pPr>
+        <w:pStyle w:val="Heading3"/>
+      </w:pPr>
+      <w:r>
+        <w:t xml:space="preserve">Make it yours</w:t>
+      </w:r>
+    </w:p>
+    <w:p>
+      <w:pPr>
+        <w:pStyle w:val="FirstParagraph"/>
+      </w:pPr>
+      <w:r>
+        <w:t xml:space="preserve">[Anchor at least one sentence to something specific YOU did this stage — a finding you proved, the chain you reconstructed, the number you put on the impact. Two graders read this independently; an answer that could have been written by someone who never opened the evidence is treated as not submitted, however polished.]</w:t>
+      </w:r>
+    </w:p>
+    <w:p>
+      <w:r>
+        <w:pict>
+          <v:rect style="width:0;height:1.5pt" o:hralign="center" o:hrstd="t" o:hr="t"/>
+        </w:pict>
+      </w:r>
+    </w:p>
+    <w:p>
+      <w:pPr>
+        <w:pStyle w:val="BlockText"/>
+      </w:pPr>
       <w:r>
         <w:rPr>
           <w:b/>
           <w:bCs/>
         </w:rPr>
-        <w:t xml:space="preserve">trade-off</w:t>
-      </w:r>
-      <w:r>
-        <w:t xml:space="preserve"> </w:t>
-      </w:r>
-      <w:r>
-        <w:t xml:space="preserve">in each scenario — what the right choice costs you — rather than just reciting policy? That is what separates a pass from a fail here.</w:t>
-      </w:r>
-    </w:p>
-    <w:p>
-      <w:r>
-        <w:pict>
-          <v:rect style="width:0;height:1.5pt" o:hralign="center" o:hrstd="t" o:hr="t"/>
-        </w:pict>
-      </w:r>
-    </w:p>
-    <w:bookmarkStart w:id="9" w:name="X33f1fc3101c7f9d22111f73e137f612d8b6e5ec"/>
-    <w:p>
-      <w:pPr>
-        <w:pStyle w:val="Heading2"/>
-      </w:pPr>
-      <w:r>
-        <w:t xml:space="preserve">Page 1 — Part A: The scope line (350–450 words)</w:t>
-      </w:r>
-    </w:p>
-    <w:p>
-      <w:pPr>
-        <w:pStyle w:val="FirstParagraph"/>
-      </w:pPr>
-      <w:r>
-        <w:rPr>
-          <w:rStyle w:val="VerbatimChar"/>
-        </w:rPr>
-        <w:t xml:space="preserve">Stage 2 · D4 · [Your Full Name] · [UBI-2026-####]</w:t>
-      </w:r>
-    </w:p>
-    <w:bookmarkEnd w:id="9"/>
-    <w:bookmarkEnd w:id="10"/>
-    <w:bookmarkStart w:id="28" w:name="stage-2-capstone-deliverable-4"/>
-    <w:p>
-      <w:pPr>
-        <w:pStyle w:val="Heading1"/>
-      </w:pPr>
-      <w:r>
-        <w:t xml:space="preserve">Stage 2 Capstone · Deliverable 4</w:t>
-      </w:r>
-    </w:p>
-    <w:bookmarkStart w:id="18" w:name="part-a-the-scope-line"/>
-    <w:p>
-      <w:pPr>
-        <w:pStyle w:val="Heading2"/>
-      </w:pPr>
-      <w:r>
-        <w:t xml:space="preserve">Part A — The scope line</w:t>
-      </w:r>
-    </w:p>
-    <w:p>
-      <w:pPr>
-        <w:pStyle w:val="FirstParagraph"/>
-      </w:pPr>
-      <w:r>
-        <w:rPr>
-          <w:b/>
-          <w:bCs/>
-        </w:rPr>
-        <w:t xml:space="preserve">Author:</w:t>
-      </w:r>
-      <w:r>
-        <w:t xml:space="preserve"> </w:t>
-      </w:r>
-      <w:r>
-        <w:t xml:space="preserve">[Your full name] · [UBI-2026-####] · [Date]</w:t>
-      </w:r>
-    </w:p>
-    <w:bookmarkStart w:id="11" w:name="X60d6c408d7aaacd7f4a2d373847dda5a329a7f5"/>
-    <w:p>
-      <w:pPr>
-        <w:pStyle w:val="Heading3"/>
-      </w:pPr>
-      <w:r>
-        <w:t xml:space="preserve">The prompt (paste verbatim into your document)</w:t>
-      </w:r>
-    </w:p>
-    <w:p>
-      <w:pPr>
-        <w:pStyle w:val="BlockText"/>
-      </w:pPr>
-      <w:r>
-        <w:rPr>
-          <w:i/>
-          <w:iCs/>
-        </w:rPr>
-        <w:t xml:space="preserve">Your engagement scope says:</w:t>
-      </w:r>
-      <w:r>
-        <w:rPr>
-          <w:i/>
-          <w:iCs/>
-        </w:rPr>
-        <w:t xml:space="preserve"> </w:t>
-      </w:r>
-      <w:r>
-        <w:rPr>
-          <w:i/>
-          <w:iCs/>
-        </w:rPr>
-        <w:t xml:space="preserve">“Test the legacy-admin application only. Do not access production data.”</w:t>
-      </w:r>
-      <w:r>
-        <w:rPr>
-          <w:i/>
-          <w:iCs/>
-        </w:rPr>
-        <w:t xml:space="preserve"> </w:t>
-      </w:r>
-      <w:r>
-        <w:rPr>
-          <w:i/>
-          <w:iCs/>
-        </w:rPr>
-        <w:t xml:space="preserve">While confirming the SSRF, you pull live IAM credentials from the metadata service. You realise these keys would let you read the entire</w:t>
-      </w:r>
-      <w:r>
-        <w:rPr>
-          <w:i/>
-          <w:iCs/>
-        </w:rPr>
-        <w:t xml:space="preserve"> </w:t>
-      </w:r>
-      <w:r>
-        <w:rPr>
-          <w:rStyle w:val="VerbatimChar"/>
-          <w:i/>
-          <w:iCs/>
-        </w:rPr>
-        <w:t xml:space="preserve">customer_pii</w:t>
-      </w:r>
-      <w:r>
-        <w:rPr>
-          <w:i/>
-          <w:iCs/>
-        </w:rPr>
-        <w:t xml:space="preserve"> </w:t>
-      </w:r>
-      <w:r>
-        <w:rPr>
-          <w:i/>
-          <w:iCs/>
-        </w:rPr>
-        <w:t xml:space="preserve">index — 84,210 real people’s records — and prove catastrophic impact in a way no write-up could match. Your client-side contact, a senior developer, messages you:</w:t>
-      </w:r>
-    </w:p>
-    <w:p>
-      <w:pPr>
-        <w:pStyle w:val="BlockText"/>
-      </w:pPr>
-      <w:r>
-        <w:rPr>
-          <w:i/>
-          <w:iCs/>
-        </w:rPr>
-        <w:t xml:space="preserve">“Honestly, just pull a few thousand records so the board actually feels it. Nobody will mind — it makes our case for budget. Don’t put it in the formal scope conversation.”</w:t>
-      </w:r>
-    </w:p>
-    <w:p>
-      <w:pPr>
-        <w:pStyle w:val="BlockText"/>
-      </w:pPr>
-      <w:r>
-        <w:rPr>
-          <w:i/>
-          <w:iCs/>
-        </w:rPr>
-        <w:t xml:space="preserve">Write your response.</w:t>
-      </w:r>
-    </w:p>
-    <w:bookmarkEnd w:id="11"/>
-    <w:bookmarkStart w:id="16" w:name="Xde17ebeb19f9ab5ba1c5d9cfb9c08fd12085283"/>
-    <w:p>
-      <w:pPr>
-        <w:pStyle w:val="Heading3"/>
-      </w:pPr>
-      <w:r>
-        <w:t xml:space="preserve">Your response (350–450 words — cover all four points below)</w:t>
-      </w:r>
-    </w:p>
-    <w:bookmarkStart w:id="12" w:name="what-you-do-concretely-in-the-next-hour"/>
-    <w:p>
-      <w:pPr>
-        <w:pStyle w:val="Heading4"/>
-      </w:pPr>
-      <w:r>
-        <w:t xml:space="preserve">1. What you do — concretely, in the next hour</w:t>
-      </w:r>
-    </w:p>
-    <w:p>
-      <w:pPr>
-        <w:pStyle w:val="FirstParagraph"/>
-      </w:pPr>
-      <w:r>
-        <w:t xml:space="preserve">[Step by step, with a clock.</w:t>
-      </w:r>
-      <w:r>
-        <w:t xml:space="preserve"> </w:t>
-      </w:r>
-      <w:r>
-        <w:rPr>
-          <w:i/>
-          <w:iCs/>
-        </w:rPr>
-        <w:t xml:space="preserve">“First, I stop. I do not issue another request with those credentials…”</w:t>
-      </w:r>
-      <w:r>
-        <w:t xml:space="preserve"> </w:t>
-      </w:r>
-      <w:r>
-        <w:t xml:space="preserve">Be specific: do you screenshot the</w:t>
-      </w:r>
-      <w:r>
-        <w:t xml:space="preserve"> </w:t>
-      </w:r>
-      <w:r>
-        <w:rPr>
-          <w:i/>
-          <w:iCs/>
-        </w:rPr>
-        <w:t xml:space="preserve">fact</w:t>
-      </w:r>
-      <w:r>
-        <w:t xml:space="preserve"> </w:t>
-      </w:r>
-      <w:r>
-        <w:t xml:space="preserve">that the credentials resolve (proof of reach) without reading a single PII record? Where do you write that down? Who do you message and through what channel? What is your state at the 1-hour mark? Tie at least one step to something you actually saw — e.g. that your SSRF (D2 Link 4) already proved reachability, so reading records adds no evidence, only liability.]</w:t>
-      </w:r>
-    </w:p>
-    <w:bookmarkEnd w:id="12"/>
-    <w:bookmarkStart w:id="13" w:name="what-you-do-not-do-and-why"/>
-    <w:p>
-      <w:pPr>
-        <w:pStyle w:val="Heading4"/>
-      </w:pPr>
-      <w:r>
-        <w:t xml:space="preserve">2. What you do NOT do, and why</w:t>
-      </w:r>
-    </w:p>
-    <w:p>
-      <w:pPr>
-        <w:pStyle w:val="FirstParagraph"/>
-      </w:pPr>
-      <w:r>
-        <w:t xml:space="preserve">[At least two specific refusals.</w:t>
-      </w:r>
-      <w:r>
-        <w:t xml:space="preserve"> </w:t>
-      </w:r>
-      <w:r>
-        <w:rPr>
-          <w:i/>
-          <w:iCs/>
-        </w:rPr>
-        <w:t xml:space="preserve">“I do not pull the few thousand records. I do not act on the request through a back-channel DM that keeps it out of the formal scope conversation.”</w:t>
-      </w:r>
-      <w:r>
-        <w:t xml:space="preserve"> </w:t>
-      </w:r>
-      <w:r>
-        <w:t xml:space="preserve">Each refusal names its reason — proving impact does not require committing the breach; reachability is already demonstrated; touching real PII converts a controlled test into the very incident I was hired to prevent.]</w:t>
-      </w:r>
-    </w:p>
-    <w:bookmarkEnd w:id="13"/>
-    <w:bookmarkStart w:id="14" w:name="X9aee0ac4463ad1af3e765d1379e10a044c4f36c"/>
-    <w:p>
-      <w:pPr>
-        <w:pStyle w:val="Heading4"/>
-      </w:pPr>
-      <w:r>
-        <w:t xml:space="preserve">3. The ISC2 canon that applies — and the NDPA obligation</w:t>
-      </w:r>
-    </w:p>
-    <w:p>
-      <w:pPr>
-        <w:pStyle w:val="FirstParagraph"/>
-      </w:pPr>
-      <w:r>
-        <w:t xml:space="preserve">[Name</w:t>
-      </w:r>
-      <w:r>
-        <w:t xml:space="preserve"> </w:t>
-      </w:r>
-      <w:r>
-        <w:rPr>
-          <w:b/>
-          <w:bCs/>
-        </w:rPr>
-        <w:t xml:space="preserve">one</w:t>
-      </w:r>
-      <w:r>
-        <w:t xml:space="preserve"> </w:t>
-      </w:r>
-      <w:r>
-        <w:t xml:space="preserve">ISC2 canon by name and apply it to</w:t>
-      </w:r>
-      <w:r>
-        <w:t xml:space="preserve"> </w:t>
-      </w:r>
-      <w:r>
-        <w:rPr>
-          <w:i/>
-          <w:iCs/>
-        </w:rPr>
-        <w:t xml:space="preserve">this</w:t>
-      </w:r>
-      <w:r>
-        <w:t xml:space="preserve"> </w:t>
-      </w:r>
-      <w:r>
-        <w:t xml:space="preserve">situation — connect it to the developer’s request and your refusal, don’t paraphrase the canon.</w:t>
-      </w:r>
-      <w:r>
-        <w:t xml:space="preserve"> </w:t>
-      </w:r>
-      <w:r>
-        <w:t xml:space="preserve">-</w:t>
-      </w:r>
-      <w:r>
-        <w:t xml:space="preserve"> </w:t>
-      </w:r>
-      <w:r>
-        <w:rPr>
-          <w:i/>
-          <w:iCs/>
-        </w:rPr>
-        <w:t xml:space="preserve">Canon I:</w:t>
-      </w:r>
-      <w:r>
-        <w:t xml:space="preserve"> </w:t>
-      </w:r>
-      <w:r>
-        <w:t xml:space="preserve">Protect society, the common good, necessary public trust, and the infrastructure.</w:t>
-      </w:r>
-      <w:r>
-        <w:t xml:space="preserve"> </w:t>
-      </w:r>
-      <w:r>
-        <w:t xml:space="preserve">-</w:t>
-      </w:r>
-      <w:r>
-        <w:t xml:space="preserve"> </w:t>
-      </w:r>
-      <w:r>
-        <w:rPr>
-          <w:i/>
-          <w:iCs/>
-        </w:rPr>
-        <w:t xml:space="preserve">Canon II:</w:t>
-      </w:r>
-      <w:r>
-        <w:t xml:space="preserve"> </w:t>
-      </w:r>
-      <w:r>
-        <w:t xml:space="preserve">Act honorably, honestly, justly, responsibly, and legally.</w:t>
-      </w:r>
-      <w:r>
-        <w:t xml:space="preserve"> </w:t>
-      </w:r>
-      <w:r>
-        <w:t xml:space="preserve">-</w:t>
-      </w:r>
-      <w:r>
-        <w:t xml:space="preserve"> </w:t>
-      </w:r>
-      <w:r>
-        <w:rPr>
-          <w:i/>
-          <w:iCs/>
-        </w:rPr>
-        <w:t xml:space="preserve">Canon III:</w:t>
-      </w:r>
-      <w:r>
-        <w:t xml:space="preserve"> </w:t>
-      </w:r>
-      <w:r>
-        <w:t xml:space="preserve">Provide diligent and competent service to principals.</w:t>
-      </w:r>
-      <w:r>
-        <w:t xml:space="preserve"> </w:t>
-      </w:r>
-      <w:r>
-        <w:t xml:space="preserve">-</w:t>
-      </w:r>
-      <w:r>
-        <w:t xml:space="preserve"> </w:t>
-      </w:r>
-      <w:r>
-        <w:rPr>
-          <w:i/>
-          <w:iCs/>
-        </w:rPr>
-        <w:t xml:space="preserve">Canon IV:</w:t>
-      </w:r>
-      <w:r>
-        <w:t xml:space="preserve"> </w:t>
-      </w:r>
-      <w:r>
-        <w:t xml:space="preserve">Advance and protect the profession.</w:t>
-      </w:r>
-    </w:p>
-    <w:p>
-      <w:pPr>
-        <w:pStyle w:val="BodyText"/>
-      </w:pPr>
-      <w:r>
-        <w:t xml:space="preserve">Then name the</w:t>
-      </w:r>
-      <w:r>
-        <w:t xml:space="preserve"> </w:t>
-      </w:r>
-      <w:r>
-        <w:rPr>
-          <w:b/>
-          <w:bCs/>
-        </w:rPr>
-        <w:t xml:space="preserve">NDPA</w:t>
-      </w:r>
-      <w:r>
-        <w:t xml:space="preserve"> </w:t>
-      </w:r>
-      <w:r>
-        <w:t xml:space="preserve">obligation a real PII exposure would trigger — the Nigeria Data Protection Act duty to safeguard data subjects and the breach-handling/notification obligations that reading 84,210 records would invoke.</w:t>
-      </w:r>
-      <w:r>
-        <w:t xml:space="preserve"> </w:t>
-      </w:r>
-      <w:r>
-        <w:rPr>
-          <w:i/>
-          <w:iCs/>
-        </w:rPr>
-        <w:t xml:space="preserve">Example connective tissue:</w:t>
-      </w:r>
-      <w:r>
-        <w:rPr>
-          <w:i/>
-          <w:iCs/>
-        </w:rPr>
-        <w:t xml:space="preserve"> </w:t>
-      </w:r>
-      <w:r>
-        <w:rPr>
-          <w:i/>
-          <w:iCs/>
-        </w:rPr>
-        <w:t xml:space="preserve">“Canon II orders me to act legally and honorably even when my client’s own developer invites me not to; reading the records would be me, the tester, creating the NDPA-reportable event.”</w:t>
-      </w:r>
-      <w:r>
-        <w:t xml:space="preserve">]</w:t>
-      </w:r>
-    </w:p>
-    <w:bookmarkEnd w:id="14"/>
-    <w:bookmarkStart w:id="15" w:name="X61e4fcac248ece078682e83add1da2416653204"/>
-    <w:p>
-      <w:pPr>
-        <w:pStyle w:val="Heading4"/>
-      </w:pPr>
-      <w:r>
-        <w:t xml:space="preserve">4. Who you escalate to, in what order, and what you actually write</w:t>
-      </w:r>
-    </w:p>
-    <w:p>
-      <w:pPr>
-        <w:pStyle w:val="FirstParagraph"/>
-      </w:pPr>
-      <w:r>
-        <w:t xml:space="preserve">[Name the role, the channel, the order, and a one-line version of your message.</w:t>
-      </w:r>
-      <w:r>
-        <w:t xml:space="preserve"> </w:t>
-      </w:r>
-      <w:r>
-        <w:rPr>
-          <w:i/>
-          <w:iCs/>
-        </w:rPr>
-        <w:t xml:space="preserve">Example:</w:t>
-      </w:r>
-      <w:r>
-        <w:rPr>
-          <w:i/>
-          <w:iCs/>
-        </w:rPr>
-        <w:t xml:space="preserve"> </w:t>
-      </w:r>
-      <w:r>
-        <w:rPr>
-          <w:i/>
-          <w:iCs/>
-        </w:rPr>
-        <w:t xml:space="preserve">“I reply to the developer in writing — not the DM thread he chose — and copy the engagement lead:</w:t>
-      </w:r>
-      <w:r>
-        <w:rPr>
-          <w:i/>
-          <w:iCs/>
-        </w:rPr>
-        <w:t xml:space="preserve"> </w:t>
-      </w:r>
-      <w:r>
-        <w:rPr>
-          <w:i/>
-          <w:iCs/>
-        </w:rPr>
-        <w:t xml:space="preserve">‘I’ve confirmed the SSRF resolves live IAM credentials. That’s the finding and it’s enough to prove critical impact. I will not read customer records — doing so exceeds our scope and would itself be an NDPA-reportable exposure. Let’s put the credential reachability in the formal report and discuss scope on the record.’</w:t>
-      </w:r>
-      <w:r>
-        <w:rPr>
-          <w:i/>
-          <w:iCs/>
-        </w:rPr>
-        <w:t xml:space="preserve">”</w:t>
-      </w:r>
-      <w:r>
-        <w:t xml:space="preserve">]</w:t>
-      </w:r>
-    </w:p>
-    <w:bookmarkEnd w:id="15"/>
-    <w:bookmarkEnd w:id="16"/>
-    <w:bookmarkStart w:id="17" w:name="name-the-trade-off-do-not-skip-this"/>
-    <w:p>
-      <w:pPr>
-        <w:pStyle w:val="Heading3"/>
-      </w:pPr>
-      <w:r>
-        <w:t xml:space="preserve">Name the trade-off (do not skip this)</w:t>
-      </w:r>
-    </w:p>
-    <w:p>
-      <w:pPr>
-        <w:pStyle w:val="BlockText"/>
-      </w:pPr>
-      <w:r>
-        <w:rPr>
-          <w:b/>
-          <w:bCs/>
-        </w:rPr>
-        <w:t xml:space="preserve">This is what separates a strong Part A from policy-recitation.</w:t>
-      </w:r>
-      <w:r>
-        <w:t xml:space="preserve"> </w:t>
-      </w:r>
-      <w:r>
-        <w:t xml:space="preserve">Name what the right choice costs — the more dramatic demo you are turning down, the developer’s goodwill, the</w:t>
-      </w:r>
-      <w:r>
-        <w:t xml:space="preserve"> </w:t>
-      </w:r>
-      <w:r>
-        <w:t xml:space="preserve">“easier”</w:t>
-      </w:r>
-      <w:r>
-        <w:t xml:space="preserve"> </w:t>
-      </w:r>
-      <w:r>
-        <w:t xml:space="preserve">budget case — and say why you choose correctly anyway.</w:t>
-      </w:r>
-    </w:p>
-    <w:p>
-      <w:pPr>
-        <w:pStyle w:val="FirstParagraph"/>
-      </w:pPr>
-      <w:r>
-        <w:t xml:space="preserve">[2–3 sentences acknowledging the cost.]</w:t>
-      </w:r>
-    </w:p>
-    <w:p>
-      <w:r>
-        <w:pict>
-          <v:rect style="width:0;height:1.5pt" o:hralign="center" o:hrstd="t" o:hr="t"/>
-        </w:pict>
-      </w:r>
-    </w:p>
-    <w:p>
-      <w:pPr>
-        <w:pStyle w:val="BlockText"/>
-      </w:pPr>
-      <w:r>
-        <w:rPr>
-          <w:b/>
-          <w:bCs/>
-        </w:rPr>
-        <w:t xml:space="preserve">Before you write Part B, confirm Part A:</w:t>
+        <w:t xml:space="preserve">Before you submit D4, confirm:</w:t>
       </w:r>
     </w:p>
     <w:p>
@@ -758,7 +409,22 @@
         </w:numPr>
       </w:pPr>
       <w:r>
-        <w:t xml:space="preserve">350–450 words, fits on one page.</w:t>
+        <w:t xml:space="preserve">First line is the</w:t>
+      </w:r>
+      <w:r>
+        <w:t xml:space="preserve"> </w:t>
+      </w:r>
+      <w:r>
+        <w:rPr>
+          <w:rStyle w:val="VerbatimChar"/>
+        </w:rPr>
+        <w:t xml:space="preserve">Stage 2 · D4 · Name · Code</w:t>
+      </w:r>
+      <w:r>
+        <w:t xml:space="preserve"> </w:t>
+      </w:r>
+      <w:r>
+        <w:t xml:space="preserve">identity line.</w:t>
       </w:r>
     </w:p>
     <w:p>
@@ -770,23 +436,7 @@
         </w:numPr>
       </w:pPr>
       <w:r>
-        <w:t xml:space="preserve">Named one ISC2 canon</w:t>
-      </w:r>
-      <w:r>
-        <w:t xml:space="preserve"> </w:t>
-      </w:r>
-      <w:r>
-        <w:rPr>
-          <w:b/>
-          <w:bCs/>
-        </w:rPr>
-        <w:t xml:space="preserve">and</w:t>
-      </w:r>
-      <w:r>
-        <w:t xml:space="preserve"> </w:t>
-      </w:r>
-      <w:r>
-        <w:t xml:space="preserve">applied it to this specific situation.</w:t>
+        <w:t xml:space="preserve">300–500 words, your own voice — no AI cadence, no recited policy.</w:t>
       </w:r>
     </w:p>
     <w:p>
@@ -798,7 +448,7 @@
         </w:numPr>
       </w:pPr>
       <w:r>
-        <w:t xml:space="preserve">Named the NDPA obligation a real PII exposure triggers.</w:t>
+        <w:t xml:space="preserve">You answered all four: journalist, what-in-writing, the colleague, the non-negotiable action.</w:t>
       </w:r>
     </w:p>
     <w:p>
@@ -810,7 +460,7 @@
         </w:numPr>
       </w:pPr>
       <w:r>
-        <w:t xml:space="preserve">At least one concrete action and at least two specific refusals.</w:t>
+        <w:t xml:space="preserve">At least one ISC2 canon cited BY NUMBER, with the reason it drives your call.</w:t>
       </w:r>
     </w:p>
     <w:p>
@@ -822,7 +472,7 @@
         </w:numPr>
       </w:pPr>
       <w:r>
-        <w:t xml:space="preserve">Named the personal/professional trade-off.</w:t>
+        <w:t xml:space="preserve">The NDPA breach-notification duty named and tied to your confirmed PII exposure.</w:t>
       </w:r>
     </w:p>
     <w:p>
@@ -834,397 +484,7 @@
         </w:numPr>
       </w:pPr>
       <w:r>
-        <w:t xml:space="preserve">At least one sentence ties to your own D2 SSRF work (reachability already proven).</w:t>
-      </w:r>
-    </w:p>
-    <w:p>
-      <w:r>
-        <w:pict>
-          <v:rect style="width:0;height:1.5pt" o:hralign="center" o:hrstd="t" o:hr="t"/>
-        </w:pict>
-      </w:r>
-    </w:p>
-    <w:bookmarkEnd w:id="17"/>
-    <w:bookmarkEnd w:id="18"/>
-    <w:bookmarkStart w:id="19" w:name="Xd01da50c668cee379b274e766f56d7c023f9c26"/>
-    <w:p>
-      <w:pPr>
-        <w:pStyle w:val="Heading2"/>
-      </w:pPr>
-      <w:r>
-        <w:t xml:space="preserve">Page 2 — Part B: The thing you found that wasn’t in scope (300–400 words)</w:t>
-      </w:r>
-    </w:p>
-    <w:bookmarkEnd w:id="19"/>
-    <w:bookmarkStart w:id="27" w:name="part-b-the-out-of-scope-discovery"/>
-    <w:p>
-      <w:pPr>
-        <w:pStyle w:val="Heading2"/>
-      </w:pPr>
-      <w:r>
-        <w:t xml:space="preserve">Part B — The out-of-scope discovery</w:t>
-      </w:r>
-    </w:p>
-    <w:bookmarkStart w:id="20" w:name="X9d983e7d7f583e1173776f6e998e2011a134c64"/>
-    <w:p>
-      <w:pPr>
-        <w:pStyle w:val="Heading3"/>
-      </w:pPr>
-      <w:r>
-        <w:t xml:space="preserve">The prompt (paste verbatim into your document)</w:t>
-      </w:r>
-    </w:p>
-    <w:p>
-      <w:pPr>
-        <w:pStyle w:val="BlockText"/>
-      </w:pPr>
-      <w:r>
-        <w:rPr>
-          <w:i/>
-          <w:iCs/>
-        </w:rPr>
-        <w:t xml:space="preserve">Thirty minutes before your report is due, you notice the SSRF you used also resolves a second internal host that is NOT in your engagement — and the response suggests that host is live in production and reachable from the internet right now. What do you do?</w:t>
-      </w:r>
-    </w:p>
-    <w:bookmarkEnd w:id="20"/>
-    <w:bookmarkStart w:id="25" w:name="Xd66d36bfc7e2769ecab89f6ed53dc698ac07622"/>
-    <w:p>
-      <w:pPr>
-        <w:pStyle w:val="Heading3"/>
-      </w:pPr>
-      <w:r>
-        <w:t xml:space="preserve">Your response (300–400 words — walk through all four points)</w:t>
-      </w:r>
-    </w:p>
-    <w:bookmarkStart w:id="21" w:name="X9e83262ab6c255480ec343a3480be96cfebd9cf"/>
-    <w:p>
-      <w:pPr>
-        <w:pStyle w:val="Heading4"/>
-      </w:pPr>
-      <w:r>
-        <w:t xml:space="preserve">1. What you verify first — and why — without exceeding scope a second time</w:t>
-      </w:r>
-    </w:p>
-    <w:p>
-      <w:pPr>
-        <w:pStyle w:val="FirstParagraph"/>
-      </w:pPr>
-      <w:r>
-        <w:t xml:space="preserve">[Name the</w:t>
-      </w:r>
-      <w:r>
-        <w:t xml:space="preserve"> </w:t>
-      </w:r>
-      <w:r>
-        <w:rPr>
-          <w:i/>
-          <w:iCs/>
-        </w:rPr>
-        <w:t xml:space="preserve">minimum</w:t>
-      </w:r>
-      <w:r>
-        <w:t xml:space="preserve"> </w:t>
-      </w:r>
-      <w:r>
-        <w:t xml:space="preserve">verification that confirms the risk without you reaching deeper into the out-of-scope host.</w:t>
-      </w:r>
-      <w:r>
-        <w:t xml:space="preserve"> </w:t>
-      </w:r>
-      <w:r>
-        <w:rPr>
-          <w:i/>
-          <w:iCs/>
-        </w:rPr>
-        <w:t xml:space="preserve">Example shape:</w:t>
-      </w:r>
-      <w:r>
-        <w:rPr>
-          <w:i/>
-          <w:iCs/>
-        </w:rPr>
-        <w:t xml:space="preserve"> </w:t>
-      </w:r>
-      <w:r>
-        <w:rPr>
-          <w:i/>
-          <w:iCs/>
-        </w:rPr>
-        <w:t xml:space="preserve">“I confirm only what I can see from evidence I already hold — the resolved hostname and the response banner already in front of me — and I do not send a single new request to that host. My D1 reconstruction taught me that touching a system and demonstrating reach are different acts; I have reach, I do not need to touch.”</w:t>
-      </w:r>
-      <w:r>
-        <w:t xml:space="preserve"> </w:t>
-      </w:r>
-      <w:r>
-        <w:t xml:space="preserve">Tie it to a specific lesson from your D1/D3 work.]</w:t>
-      </w:r>
-    </w:p>
-    <w:bookmarkEnd w:id="21"/>
-    <w:bookmarkStart w:id="22" w:name="X158665eb76dafeb13ed826640e1f1e306901506"/>
-    <w:p>
-      <w:pPr>
-        <w:pStyle w:val="Heading4"/>
-      </w:pPr>
-      <w:r>
-        <w:t xml:space="preserve">2. Whether you stop your report to disclose — to whom, and how urgently</w:t>
-      </w:r>
-    </w:p>
-    <w:p>
-      <w:pPr>
-        <w:pStyle w:val="FirstParagraph"/>
-      </w:pPr>
-      <w:r>
-        <w:t xml:space="preserve">[State the decision plainly: a live, internet-reachable production host is a now-problem, not a footnote. Name the role you go to, the channel, and the urgency.</w:t>
-      </w:r>
-      <w:r>
-        <w:t xml:space="preserve"> </w:t>
-      </w:r>
-      <w:r>
-        <w:rPr>
-          <w:i/>
-          <w:iCs/>
-        </w:rPr>
-        <w:t xml:space="preserve">Example:</w:t>
-      </w:r>
-      <w:r>
-        <w:rPr>
-          <w:i/>
-          <w:iCs/>
-        </w:rPr>
-        <w:t xml:space="preserve"> </w:t>
-      </w:r>
-      <w:r>
-        <w:rPr>
-          <w:i/>
-          <w:iCs/>
-        </w:rPr>
-        <w:t xml:space="preserve">“Yes — I pause assembly and disclose immediately to the engagement lead and Sankofa’s security contact, by phone or page, not email, because</w:t>
-      </w:r>
-      <w:r>
-        <w:rPr>
-          <w:i/>
-          <w:iCs/>
-        </w:rPr>
-        <w:t xml:space="preserve"> </w:t>
-      </w:r>
-      <w:r>
-        <w:rPr>
-          <w:i/>
-          <w:iCs/>
-        </w:rPr>
-        <w:t xml:space="preserve">‘reachable from the internet right now’</w:t>
-      </w:r>
-      <w:r>
-        <w:rPr>
-          <w:i/>
-          <w:iCs/>
-        </w:rPr>
-        <w:t xml:space="preserve"> </w:t>
-      </w:r>
-      <w:r>
-        <w:rPr>
-          <w:i/>
-          <w:iCs/>
-        </w:rPr>
-        <w:t xml:space="preserve">does not wait for a 9 a.m. inbox.”</w:t>
-      </w:r>
-      <w:r>
-        <w:t xml:space="preserve">]</w:t>
-      </w:r>
-    </w:p>
-    <w:bookmarkEnd w:id="22"/>
-    <w:bookmarkStart w:id="23" w:name="what-you-do-not-do"/>
-    <w:p>
-      <w:pPr>
-        <w:pStyle w:val="Heading4"/>
-      </w:pPr>
-      <w:r>
-        <w:t xml:space="preserve">3. What you do NOT do</w:t>
-      </w:r>
-    </w:p>
-    <w:p>
-      <w:pPr>
-        <w:pStyle w:val="FirstParagraph"/>
-      </w:pPr>
-      <w:r>
-        <w:t xml:space="preserve">[At least three specific refusals: do you exploit it? Screenshot its contents? Sit on it to make a bigger, more impressive finding?</w:t>
-      </w:r>
-      <w:r>
-        <w:t xml:space="preserve"> </w:t>
-      </w:r>
-      <w:r>
-        <w:rPr>
-          <w:i/>
-          <w:iCs/>
-        </w:rPr>
-        <w:t xml:space="preserve">“I do not exploit it. I do not pull data from it to strengthen my report. I do not hold it back as a</w:t>
-      </w:r>
-      <w:r>
-        <w:rPr>
-          <w:i/>
-          <w:iCs/>
-        </w:rPr>
-        <w:t xml:space="preserve"> </w:t>
-      </w:r>
-      <w:r>
-        <w:rPr>
-          <w:i/>
-          <w:iCs/>
-        </w:rPr>
-        <w:t xml:space="preserve">‘bonus finding’</w:t>
-      </w:r>
-      <w:r>
-        <w:rPr>
-          <w:i/>
-          <w:iCs/>
-        </w:rPr>
-        <w:t xml:space="preserve"> </w:t>
-      </w:r>
-      <w:r>
-        <w:rPr>
-          <w:i/>
-          <w:iCs/>
-        </w:rPr>
-        <w:t xml:space="preserve">for a follow-on engagement — sitting on a live exposure to make my report look better is the exact inversion of the job.”</w:t>
-      </w:r>
-      <w:r>
-        <w:t xml:space="preserve"> </w:t>
-      </w:r>
-      <w:r>
-        <w:t xml:space="preserve">Each refusal names its reason.]</w:t>
-      </w:r>
-    </w:p>
-    <w:bookmarkEnd w:id="23"/>
-    <w:bookmarkStart w:id="24" w:name="X229851fa17e37c8176f60735ff68d2fb9bbea95"/>
-    <w:p>
-      <w:pPr>
-        <w:pStyle w:val="Heading4"/>
-      </w:pPr>
-      <w:r>
-        <w:t xml:space="preserve">4. Exactly what you write in the disclosure — and the four-day clock</w:t>
-      </w:r>
-    </w:p>
-    <w:p>
-      <w:pPr>
-        <w:pStyle w:val="FirstParagraph"/>
-      </w:pPr>
-      <w:r>
-        <w:t xml:space="preserve">[A one-line version of the disclosure message, plus how you handle the deadline.</w:t>
-      </w:r>
-      <w:r>
-        <w:t xml:space="preserve"> </w:t>
-      </w:r>
-      <w:r>
-        <w:rPr>
-          <w:i/>
-          <w:iCs/>
-        </w:rPr>
-        <w:t xml:space="preserve">Example:</w:t>
-      </w:r>
-      <w:r>
-        <w:rPr>
-          <w:i/>
-          <w:iCs/>
-        </w:rPr>
-        <w:t xml:space="preserve"> </w:t>
-      </w:r>
-      <w:r>
-        <w:rPr>
-          <w:i/>
-          <w:iCs/>
-        </w:rPr>
-        <w:t xml:space="preserve">“Message:</w:t>
-      </w:r>
-      <w:r>
-        <w:rPr>
-          <w:i/>
-          <w:iCs/>
-        </w:rPr>
-        <w:t xml:space="preserve"> </w:t>
-      </w:r>
-      <w:r>
-        <w:rPr>
-          <w:i/>
-          <w:iCs/>
-        </w:rPr>
-        <w:t xml:space="preserve">‘Out-of-scope but urgent: the SSRF also resolves</w:t>
-      </w:r>
-      <w:r>
-        <w:rPr>
-          <w:i/>
-          <w:iCs/>
-        </w:rPr>
-        <w:t xml:space="preserve"> </w:t>
-      </w:r>
-      <w:r>
-        <w:rPr>
-          <w:i/>
-          <w:iCs/>
-        </w:rPr>
-        <w:t xml:space="preserve">, which appears to be a production system reachable from the public internet. I have not probed it further. Recommend immediate triage.’</w:t>
-      </w:r>
-      <w:r>
-        <w:rPr>
-          <w:i/>
-          <w:iCs/>
-        </w:rPr>
-        <w:t xml:space="preserve"> </w:t>
-      </w:r>
-      <w:r>
-        <w:rPr>
-          <w:i/>
-          <w:iCs/>
-        </w:rPr>
-        <w:t xml:space="preserve">On the clock: I note the discovery and disclosure time in my report, deliver the in-scope report on time, and flag the new issue as an addendum rather than letting the deadline pressure me into either ignoring it or quietly exceeding scope to investigate it.”</w:t>
-      </w:r>
-      <w:r>
-        <w:t xml:space="preserve">]</w:t>
-      </w:r>
-    </w:p>
-    <w:bookmarkEnd w:id="24"/>
-    <w:bookmarkEnd w:id="25"/>
-    <w:bookmarkStart w:id="26" w:name="X6bfe140bfa530a04817715f2c5bce7d94e06a79"/>
-    <w:p>
-      <w:pPr>
-        <w:pStyle w:val="Heading3"/>
-      </w:pPr>
-      <w:r>
-        <w:t xml:space="preserve">Tie it to your own Stage 2 work (the AI-resistance check)</w:t>
-      </w:r>
-    </w:p>
-    <w:p>
-      <w:pPr>
-        <w:pStyle w:val="BlockText"/>
-      </w:pPr>
-      <w:r>
-        <w:t xml:space="preserve">A grader should be able to tell this page was written by someone who actually worked Stage 2. Reference a specific thing your D1–D3 work taught you about Sankofa’s real environment — the legacy-app pattern, the metadata-service reachability, the forgotten-since-2019 systems theme.</w:t>
-      </w:r>
-    </w:p>
-    <w:p>
-      <w:pPr>
-        <w:pStyle w:val="FirstParagraph"/>
-      </w:pPr>
-      <w:r>
-        <w:t xml:space="preserve">[Make sure at least one paragraph above references your own concrete work, not a generic scenario.]</w:t>
-      </w:r>
-    </w:p>
-    <w:p>
-      <w:r>
-        <w:pict>
-          <v:rect style="width:0;height:1.5pt" o:hralign="center" o:hrstd="t" o:hr="t"/>
-        </w:pict>
-      </w:r>
-    </w:p>
-    <w:bookmarkEnd w:id="26"/>
-    <w:bookmarkEnd w:id="27"/>
-    <w:bookmarkEnd w:id="28"/>
-    <w:bookmarkStart w:id="29" w:name="pre-submission-checklist-for-d4"/>
-    <w:p>
-      <w:pPr>
-        <w:pStyle w:val="Heading1"/>
-      </w:pPr>
-      <w:r>
-        <w:t xml:space="preserve">Pre-submission checklist for D4</w:t>
+        <w:t xml:space="preserve">At least one sentence is anchored to your own Stage 2 work.</w:t>
       </w:r>
     </w:p>
     <w:p>
@@ -1236,17 +496,7 @@
         </w:numPr>
       </w:pPr>
       <w:r>
-        <w:rPr>
-          <w:b/>
-          <w:bCs/>
-        </w:rPr>
-        <w:t xml:space="preserve">First line</w:t>
-      </w:r>
-      <w:r>
-        <w:t xml:space="preserve"> </w:t>
-      </w:r>
-      <w:r>
-        <w:t xml:space="preserve">is</w:t>
+        <w:t xml:space="preserve">No</w:t>
       </w:r>
       <w:r>
         <w:t xml:space="preserve"> </w:t>
@@ -1255,10 +505,30 @@
         <w:rPr>
           <w:rStyle w:val="VerbatimChar"/>
         </w:rPr>
-        <w:t xml:space="preserve">Stage 2 · D4 · &lt;Full Name&gt; · &lt;Intern Code&gt;</w:t>
-      </w:r>
-      <w:r>
-        <w:t xml:space="preserve">.</w:t>
+        <w:t xml:space="preserve">[BRACKETED]</w:t>
+      </w:r>
+      <w:r>
+        <w:t xml:space="preserve"> </w:t>
+      </w:r>
+      <w:r>
+        <w:t xml:space="preserve">prompts or grey guidance lines remain.</w:t>
+      </w:r>
+    </w:p>
+    <w:p>
+      <w:r>
+        <w:pict>
+          <v:rect style="width:0;height:1.5pt" o:hralign="center" o:hrstd="t" o:hr="t"/>
+        </w:pict>
+      </w:r>
+    </w:p>
+    <w:bookmarkEnd w:id="10"/>
+    <w:bookmarkStart w:id="11" w:name="where-the-marks-are-won"/>
+    <w:p>
+      <w:pPr>
+        <w:pStyle w:val="Heading3"/>
+      </w:pPr>
+      <w:r>
+        <w:t xml:space="preserve">Where the marks are won</w:t>
       </w:r>
     </w:p>
     <w:p>
@@ -1274,13 +544,25 @@
           <w:b/>
           <w:bCs/>
         </w:rPr>
-        <w:t xml:space="preserve">Exactly 2 pages</w:t>
-      </w:r>
-      <w:r>
-        <w:t xml:space="preserve"> </w:t>
-      </w:r>
-      <w:r>
-        <w:t xml:space="preserve">— Part A one page, Part B one page.</w:t>
+        <w:t xml:space="preserve">A real decision, not a position paper.</w:t>
+      </w:r>
+      <w:r>
+        <w:t xml:space="preserve"> </w:t>
+      </w:r>
+      <w:r>
+        <w:t xml:space="preserve">Graders reward a clear call with consequences you own —</w:t>
+      </w:r>
+      <w:r>
+        <w:t xml:space="preserve"> </w:t>
+      </w:r>
+      <w:r>
+        <w:t xml:space="preserve">“I tell the journalist nothing on or off the record, and here is what that costs me”</w:t>
+      </w:r>
+      <w:r>
+        <w:t xml:space="preserve"> </w:t>
+      </w:r>
+      <w:r>
+        <w:t xml:space="preserve">— over a balanced essay that decides nothing.</w:t>
       </w:r>
     </w:p>
     <w:p>
@@ -1288,7 +570,7 @@
         <w:pStyle w:val="Compact"/>
         <w:numPr>
           <w:ilvl w:val="0"/>
-          <w:numId w:val="1010"/>
+          <w:numId w:val="1009"/>
         </w:numPr>
       </w:pPr>
       <w:r>
@@ -1296,29 +578,35 @@
           <w:b/>
           <w:bCs/>
         </w:rPr>
-        <w:t xml:space="preserve">Part A</w:t>
-      </w:r>
-      <w:r>
-        <w:t xml:space="preserve"> </w:t>
-      </w:r>
-      <w:r>
-        <w:t xml:space="preserve">is 350–450 words;</w:t>
-      </w:r>
-      <w:r>
-        <w:t xml:space="preserve"> </w:t>
-      </w:r>
+        <w:t xml:space="preserve">Citations that load-bear.</w:t>
+      </w:r>
+      <w:r>
+        <w:t xml:space="preserve"> </w:t>
+      </w:r>
+      <w:r>
+        <w:t xml:space="preserve">The ISC2 canon (by number) and the NDPA duty must drive your reasoning, not decorate it.</w:t>
+      </w:r>
+    </w:p>
+    <w:p>
+      <w:pPr>
+        <w:pStyle w:val="Compact"/>
+        <w:numPr>
+          <w:ilvl w:val="0"/>
+          <w:numId w:val="1009"/>
+        </w:numPr>
+      </w:pPr>
       <w:r>
         <w:rPr>
           <w:b/>
           <w:bCs/>
         </w:rPr>
-        <w:t xml:space="preserve">Part B</w:t>
-      </w:r>
-      <w:r>
-        <w:t xml:space="preserve"> </w:t>
-      </w:r>
-      <w:r>
-        <w:t xml:space="preserve">is 300–400 words.</w:t>
+        <w:t xml:space="preserve">Traceable to you.</w:t>
+      </w:r>
+      <w:r>
+        <w:t xml:space="preserve"> </w:t>
+      </w:r>
+      <w:r>
+        <w:t xml:space="preserve">The detail that proves you lived this stage is the single strongest signal that it is your own work.</w:t>
       </w:r>
     </w:p>
     <w:p>
@@ -1326,7 +614,7 @@
         <w:pStyle w:val="Compact"/>
         <w:numPr>
           <w:ilvl w:val="0"/>
-          <w:numId w:val="1011"/>
+          <w:numId w:val="1009"/>
         </w:numPr>
       </w:pPr>
       <w:r>
@@ -1334,327 +622,18 @@
           <w:b/>
           <w:bCs/>
         </w:rPr>
-        <w:t xml:space="preserve">Part A</w:t>
-      </w:r>
-      <w:r>
-        <w:t xml:space="preserve"> </w:t>
-      </w:r>
-      <w:r>
-        <w:t xml:space="preserve">names one ISC2 canon and applies it to the specific situation.</w:t>
-      </w:r>
-    </w:p>
-    <w:p>
-      <w:pPr>
-        <w:pStyle w:val="Compact"/>
-        <w:numPr>
-          <w:ilvl w:val="0"/>
-          <w:numId w:val="1012"/>
-        </w:numPr>
-      </w:pPr>
-      <w:r>
-        <w:rPr>
-          <w:b/>
-          <w:bCs/>
-        </w:rPr>
-        <w:t xml:space="preserve">Part A</w:t>
-      </w:r>
-      <w:r>
-        <w:t xml:space="preserve"> </w:t>
-      </w:r>
-      <w:r>
-        <w:t xml:space="preserve">names the NDPA obligation a real PII exposure triggers.</w:t>
-      </w:r>
-    </w:p>
-    <w:p>
-      <w:pPr>
-        <w:pStyle w:val="Compact"/>
-        <w:numPr>
-          <w:ilvl w:val="0"/>
-          <w:numId w:val="1013"/>
-        </w:numPr>
-      </w:pPr>
-      <w:r>
-        <w:rPr>
-          <w:b/>
-          <w:bCs/>
-        </w:rPr>
-        <w:t xml:space="preserve">Part A</w:t>
-      </w:r>
-      <w:r>
-        <w:t xml:space="preserve"> </w:t>
-      </w:r>
-      <w:r>
-        <w:t xml:space="preserve">names at least one action, at least two refusals, and the trade-off.</w:t>
-      </w:r>
-    </w:p>
-    <w:p>
-      <w:pPr>
-        <w:pStyle w:val="Compact"/>
-        <w:numPr>
-          <w:ilvl w:val="0"/>
-          <w:numId w:val="1014"/>
-        </w:numPr>
-      </w:pPr>
-      <w:r>
-        <w:rPr>
-          <w:b/>
-          <w:bCs/>
-        </w:rPr>
-        <w:t xml:space="preserve">Part B</w:t>
-      </w:r>
-      <w:r>
-        <w:t xml:space="preserve"> </w:t>
-      </w:r>
-      <w:r>
-        <w:t xml:space="preserve">states what you verify first without exceeding scope again.</w:t>
-      </w:r>
-    </w:p>
-    <w:p>
-      <w:pPr>
-        <w:pStyle w:val="Compact"/>
-        <w:numPr>
-          <w:ilvl w:val="0"/>
-          <w:numId w:val="1015"/>
-        </w:numPr>
-      </w:pPr>
-      <w:r>
-        <w:rPr>
-          <w:b/>
-          <w:bCs/>
-        </w:rPr>
-        <w:t xml:space="preserve">Part B</w:t>
-      </w:r>
-      <w:r>
-        <w:t xml:space="preserve"> </w:t>
-      </w:r>
-      <w:r>
-        <w:t xml:space="preserve">names the disclosure target, channel, and urgency.</w:t>
-      </w:r>
-    </w:p>
-    <w:p>
-      <w:pPr>
-        <w:pStyle w:val="Compact"/>
-        <w:numPr>
-          <w:ilvl w:val="0"/>
-          <w:numId w:val="1016"/>
-        </w:numPr>
-      </w:pPr>
-      <w:r>
-        <w:rPr>
-          <w:b/>
-          <w:bCs/>
-        </w:rPr>
-        <w:t xml:space="preserve">Part B</w:t>
-      </w:r>
-      <w:r>
-        <w:t xml:space="preserve"> </w:t>
-      </w:r>
-      <w:r>
-        <w:t xml:space="preserve">names at least three things you do NOT do, with reasons.</w:t>
-      </w:r>
-    </w:p>
-    <w:p>
-      <w:pPr>
-        <w:pStyle w:val="Compact"/>
-        <w:numPr>
-          <w:ilvl w:val="0"/>
-          <w:numId w:val="1017"/>
-        </w:numPr>
-      </w:pPr>
-      <w:r>
-        <w:rPr>
-          <w:b/>
-          <w:bCs/>
-        </w:rPr>
-        <w:t xml:space="preserve">Part B</w:t>
-      </w:r>
-      <w:r>
-        <w:t xml:space="preserve"> </w:t>
-      </w:r>
-      <w:r>
-        <w:t xml:space="preserve">handles the four-day clock explicitly.</w:t>
-      </w:r>
-    </w:p>
-    <w:p>
-      <w:pPr>
-        <w:pStyle w:val="Compact"/>
-        <w:numPr>
-          <w:ilvl w:val="0"/>
-          <w:numId w:val="1018"/>
-        </w:numPr>
-      </w:pPr>
-      <w:r>
-        <w:rPr>
-          <w:b/>
-          <w:bCs/>
-        </w:rPr>
-        <w:t xml:space="preserve">At least one paragraph in each part</w:t>
-      </w:r>
-      <w:r>
-        <w:t xml:space="preserve"> </w:t>
-      </w:r>
-      <w:r>
-        <w:t xml:space="preserve">is traceable to your own D1–D3 work.</w:t>
-      </w:r>
-    </w:p>
-    <w:p>
-      <w:pPr>
-        <w:pStyle w:val="Compact"/>
-        <w:numPr>
-          <w:ilvl w:val="0"/>
-          <w:numId w:val="1019"/>
-        </w:numPr>
-      </w:pPr>
-      <w:r>
-        <w:rPr>
-          <w:b/>
-          <w:bCs/>
-        </w:rPr>
-        <w:t xml:space="preserve">Neither part reads like it could apply to any cohort or any engagement.</w:t>
-      </w:r>
-    </w:p>
-    <w:p>
-      <w:pPr>
-        <w:pStyle w:val="Compact"/>
-        <w:numPr>
-          <w:ilvl w:val="0"/>
-          <w:numId w:val="1020"/>
-        </w:numPr>
-      </w:pPr>
-      <w:r>
-        <w:rPr>
-          <w:b/>
-          <w:bCs/>
-        </w:rPr>
-        <w:t xml:space="preserve">Every</w:t>
-      </w:r>
-      <w:r>
-        <w:rPr>
-          <w:b/>
-          <w:bCs/>
-        </w:rPr>
-        <w:t xml:space="preserve"> </w:t>
-      </w:r>
-      <w:r>
-        <w:rPr>
-          <w:rStyle w:val="VerbatimChar"/>
-          <w:b/>
-          <w:bCs/>
-        </w:rPr>
-        <w:t xml:space="preserve">[BRACKETED]</w:t>
-      </w:r>
-      <w:r>
-        <w:rPr>
-          <w:b/>
-          <w:bCs/>
-        </w:rPr>
-        <w:t xml:space="preserve"> </w:t>
-      </w:r>
-      <w:r>
-        <w:rPr>
-          <w:b/>
-          <w:bCs/>
-        </w:rPr>
-        <w:t xml:space="preserve">prompt</w:t>
-      </w:r>
-      <w:r>
-        <w:t xml:space="preserve"> </w:t>
-      </w:r>
-      <w:r>
-        <w:t xml:space="preserve">and</w:t>
-      </w:r>
-      <w:r>
-        <w:t xml:space="preserve"> </w:t>
-      </w:r>
-      <w:r>
-        <w:rPr>
-          <w:b/>
-          <w:bCs/>
-        </w:rPr>
-        <w:t xml:space="preserve">italic guidance line</w:t>
-      </w:r>
-      <w:r>
-        <w:t xml:space="preserve"> </w:t>
-      </w:r>
-      <w:r>
-        <w:t xml:space="preserve">removed.</w:t>
-      </w:r>
-    </w:p>
-    <w:p>
-      <w:pPr>
-        <w:pStyle w:val="Compact"/>
-        <w:numPr>
-          <w:ilvl w:val="0"/>
-          <w:numId w:val="1021"/>
-        </w:numPr>
-      </w:pPr>
-      <w:r>
-        <w:t xml:space="preserve">Saved as</w:t>
-      </w:r>
-      <w:r>
-        <w:t xml:space="preserve"> </w:t>
-      </w:r>
-      <w:r>
-        <w:rPr>
-          <w:b/>
-          <w:bCs/>
-        </w:rPr>
-        <w:t xml:space="preserve">PDF</w:t>
-      </w:r>
-      <w:r>
-        <w:t xml:space="preserve"> </w:t>
-      </w:r>
-      <w:r>
-        <w:t xml:space="preserve">(DOCX accepted).</w:t>
-      </w:r>
-    </w:p>
-    <w:p>
-      <w:pPr>
-        <w:pStyle w:val="Compact"/>
-        <w:numPr>
-          <w:ilvl w:val="0"/>
-          <w:numId w:val="1022"/>
-        </w:numPr>
-      </w:pPr>
-      <w:r>
-        <w:rPr>
-          <w:b/>
-          <w:bCs/>
-        </w:rPr>
-        <w:t xml:space="preserve">File named</w:t>
-      </w:r>
-      <w:r>
-        <w:t xml:space="preserve"> </w:t>
-      </w:r>
-      <w:r>
-        <w:rPr>
-          <w:rStyle w:val="VerbatimChar"/>
-        </w:rPr>
-        <w:t xml:space="preserve">STAGE2_D4_ETHICS_&lt;Surname&gt;.pdf</w:t>
-      </w:r>
-      <w:r>
-        <w:t xml:space="preserve">.</w:t>
-      </w:r>
-    </w:p>
-    <w:p>
-      <w:pPr>
-        <w:pStyle w:val="FirstParagraph"/>
-      </w:pPr>
-      <w:r>
-        <w:t xml:space="preserve">—</w:t>
-      </w:r>
-      <w:r>
-        <w:t xml:space="preserve"> </w:t>
-      </w:r>
-      <w:r>
-        <w:rPr>
-          <w:i/>
-          <w:iCs/>
-        </w:rPr>
-        <w:t xml:space="preserve">UBI Programme Team</w:t>
-      </w:r>
-    </w:p>
-    <w:bookmarkEnd w:id="29"/>
+        <w:t xml:space="preserve">Discipline.</w:t>
+      </w:r>
+      <w:r>
+        <w:t xml:space="preserve"> </w:t>
+      </w:r>
+      <w:r>
+        <w:t xml:space="preserve">300–500 words. Tight, specific, human.</w:t>
+      </w:r>
+    </w:p>
+    <w:bookmarkEnd w:id="11"/>
+    <w:bookmarkEnd w:id="12"/>
+    <w:bookmarkEnd w:id="13"/>
     <w:sectPr>
       <w:headerReference r:id="rIdUBIHdr" w:type="default"/>
       <w:footnotePr>
@@ -2007,46 +986,7 @@
     <w:abstractNumId w:val="992"/>
   </w:num>
   <w:num w:numId="1009">
-    <w:abstractNumId w:val="992"/>
-  </w:num>
-  <w:num w:numId="1010">
-    <w:abstractNumId w:val="992"/>
-  </w:num>
-  <w:num w:numId="1011">
-    <w:abstractNumId w:val="992"/>
-  </w:num>
-  <w:num w:numId="1012">
-    <w:abstractNumId w:val="992"/>
-  </w:num>
-  <w:num w:numId="1013">
-    <w:abstractNumId w:val="992"/>
-  </w:num>
-  <w:num w:numId="1014">
-    <w:abstractNumId w:val="992"/>
-  </w:num>
-  <w:num w:numId="1015">
-    <w:abstractNumId w:val="992"/>
-  </w:num>
-  <w:num w:numId="1016">
-    <w:abstractNumId w:val="992"/>
-  </w:num>
-  <w:num w:numId="1017">
-    <w:abstractNumId w:val="992"/>
-  </w:num>
-  <w:num w:numId="1018">
-    <w:abstractNumId w:val="992"/>
-  </w:num>
-  <w:num w:numId="1019">
-    <w:abstractNumId w:val="992"/>
-  </w:num>
-  <w:num w:numId="1020">
-    <w:abstractNumId w:val="992"/>
-  </w:num>
-  <w:num w:numId="1021">
-    <w:abstractNumId w:val="992"/>
-  </w:num>
-  <w:num w:numId="1022">
-    <w:abstractNumId w:val="992"/>
+    <w:abstractNumId w:val="991"/>
   </w:num>
 </w:numbering>
 </file>
